--- a/imageStream-roll-back/imageStream-rollback.docx
+++ b/imageStream-roll-back/imageStream-rollback.docx
@@ -14,29 +14,13 @@
           <w:b/>
           <w:bCs/>
         </w:rPr>
-        <w:t xml:space="preserve">OpenShift </w:t>
-      </w:r>
-      <w:proofErr w:type="spellStart"/>
-      <w:r>
-        <w:rPr>
-          <w:b/>
-          <w:bCs/>
-        </w:rPr>
-        <w:t>ImageStream</w:t>
-      </w:r>
-      <w:proofErr w:type="spellEnd"/>
-      <w:r>
-        <w:rPr>
-          <w:b/>
-          <w:bCs/>
-        </w:rPr>
-        <w:t xml:space="preserve"> Deployment &amp; Rollback using latest Tag</w:t>
+        <w:t>OpenShift ImageStream Deployment &amp; Rollback using latest Tag</w:t>
       </w:r>
     </w:p>
     <w:p>
       <w:r>
         <w:pict w14:anchorId="528445FC">
-          <v:rect id="_x0000_i1127" style="width:0;height:1.5pt" o:hralign="center" o:hrstd="t" o:hr="t" fillcolor="#a0a0a0" stroked="f"/>
+          <v:rect id="_x0000_i1025" style="width:0;height:1.5pt" o:hralign="center" o:hrstd="t" o:hr="t" fillcolor="#a0a0a0" stroked="f"/>
         </w:pict>
       </w:r>
     </w:p>
@@ -52,37 +36,230 @@
           <w:b/>
           <w:bCs/>
         </w:rPr>
-        <w:t xml:space="preserve">STEP 1: Create </w:t>
-      </w:r>
-      <w:proofErr w:type="spellStart"/>
-      <w:r>
-        <w:rPr>
-          <w:b/>
-          <w:bCs/>
-        </w:rPr>
-        <w:t>ImageStream</w:t>
-      </w:r>
-      <w:proofErr w:type="spellEnd"/>
-    </w:p>
-    <w:p>
-      <w:proofErr w:type="spellStart"/>
-      <w:r>
-        <w:t>oc</w:t>
-      </w:r>
-      <w:proofErr w:type="spellEnd"/>
-      <w:r>
-        <w:t xml:space="preserve"> create is </w:t>
-      </w:r>
-      <w:proofErr w:type="spellStart"/>
+        <w:t>STEP 1: Create ImageStream</w:t>
+      </w:r>
+    </w:p>
+    <w:p>
+      <w:r>
+        <w:t>oc create is mangois</w:t>
+      </w:r>
+    </w:p>
+    <w:p>
+      <w:r>
+        <w:pict w14:anchorId="377DA997">
+          <v:rect id="_x0000_i1026" style="width:0;height:1.5pt" o:hralign="center" o:hrstd="t" o:hr="t" fillcolor="#a0a0a0" stroked="f"/>
+        </w:pict>
+      </w:r>
+    </w:p>
+    <w:p>
+      <w:pPr>
+        <w:rPr>
+          <w:b/>
+          <w:bCs/>
+        </w:rPr>
+      </w:pPr>
+      <w:r>
+        <w:rPr>
+          <w:b/>
+          <w:bCs/>
+        </w:rPr>
+        <w:t>STEP 2: Import Images into ImageStream</w:t>
+      </w:r>
+    </w:p>
+    <w:p>
+      <w:r>
+        <w:t>oc import-image mangois:1.20 --from=docker.io/library/nginx:1.20 --confirm</w:t>
+      </w:r>
+      <w:r>
+        <w:br/>
+        <w:t>oc import-image mangois:1.21 --from=docker.io/library/nginx:1.21 --confirm</w:t>
+      </w:r>
+    </w:p>
+    <w:p>
+      <w:r>
+        <w:pict w14:anchorId="6ADFE5E9">
+          <v:rect id="_x0000_i1027" style="width:0;height:1.5pt" o:hralign="center" o:hrstd="t" o:hr="t" fillcolor="#a0a0a0" stroked="f"/>
+        </w:pict>
+      </w:r>
+    </w:p>
+    <w:p>
+      <w:pPr>
+        <w:rPr>
+          <w:b/>
+          <w:bCs/>
+        </w:rPr>
+      </w:pPr>
+      <w:r>
+        <w:rPr>
+          <w:b/>
+          <w:bCs/>
+        </w:rPr>
+        <w:t>STEP 3: Verify ImageStream</w:t>
+      </w:r>
+    </w:p>
+    <w:p>
+      <w:r>
+        <w:t>oc get is</w:t>
+      </w:r>
+      <w:r>
+        <w:br/>
+        <w:t>oc describe is mangois</w:t>
+      </w:r>
+    </w:p>
+    <w:p>
+      <w:r>
+        <w:pict w14:anchorId="2A84169A">
+          <v:rect id="_x0000_i1028" style="width:0;height:1.5pt" o:hralign="center" o:hrstd="t" o:hr="t" fillcolor="#a0a0a0" stroked="f"/>
+        </w:pict>
+      </w:r>
+    </w:p>
+    <w:p>
+      <w:pPr>
+        <w:rPr>
+          <w:b/>
+          <w:bCs/>
+        </w:rPr>
+      </w:pPr>
+      <w:r>
+        <w:rPr>
+          <w:b/>
+          <w:bCs/>
+        </w:rPr>
+        <w:t>STEP 4: Set Initial Tag (latest → 1.20)</w:t>
+      </w:r>
+    </w:p>
+    <w:p>
+      <w:r>
+        <w:t>oc tag mangois:1.20 mangois:latest</w:t>
+      </w:r>
+    </w:p>
+    <w:p>
+      <w:r>
+        <w:t>Verify:</w:t>
+      </w:r>
+    </w:p>
+    <w:p>
+      <w:r>
+        <w:t>oc describe is mangois</w:t>
+      </w:r>
+    </w:p>
+    <w:p>
+      <w:r>
+        <w:pict w14:anchorId="2863EEA2">
+          <v:rect id="_x0000_i1029" style="width:0;height:1.5pt" o:hralign="center" o:hrstd="t" o:hr="t" fillcolor="#a0a0a0" stroked="f"/>
+        </w:pict>
+      </w:r>
+    </w:p>
+    <w:p>
+      <w:pPr>
+        <w:rPr>
+          <w:b/>
+          <w:bCs/>
+        </w:rPr>
+      </w:pPr>
+      <w:r>
+        <w:rPr>
+          <w:b/>
+          <w:bCs/>
+        </w:rPr>
+        <w:t>STEP 5: Create Application using ImageStream</w:t>
+      </w:r>
+    </w:p>
+    <w:p>
+      <w:r>
+        <w:t>oc new-app mangois:latest --name=myapp</w:t>
+      </w:r>
+    </w:p>
+    <w:p>
+      <w:r>
+        <w:pict w14:anchorId="1CC68AC8">
+          <v:rect id="_x0000_i1030" style="width:0;height:1.5pt" o:hralign="center" o:hrstd="t" o:hr="t" fillcolor="#a0a0a0" stroked="f"/>
+        </w:pict>
+      </w:r>
+    </w:p>
+    <w:p>
+      <w:pPr>
+        <w:rPr>
+          <w:b/>
+          <w:bCs/>
+        </w:rPr>
+      </w:pPr>
+      <w:r>
+        <w:rPr>
+          <w:b/>
+          <w:bCs/>
+        </w:rPr>
+        <w:t>STEP 6: Verify Deployment &amp; Image Trigger</w:t>
+      </w:r>
+    </w:p>
+    <w:p>
+      <w:r>
+        <w:t>oc get all</w:t>
+      </w:r>
+      <w:r>
+        <w:br/>
+        <w:t>oc describe d</w:t>
+      </w:r>
+      <w:r>
+        <w:t>eploy</w:t>
+      </w:r>
+      <w:r>
+        <w:t xml:space="preserve"> myapp</w:t>
+      </w:r>
+    </w:p>
+    <w:p>
+      <w:r>
+        <w:t>Check for ImageStream trigger:</w:t>
+      </w:r>
+    </w:p>
+    <w:p>
+      <w:r>
+        <w:t>Image Trigger:</w:t>
+      </w:r>
+      <w:r>
+        <w:br/>
+        <w:t xml:space="preserve">  From ImageStreamTag: mangois:latest</w:t>
+      </w:r>
+    </w:p>
+    <w:p>
+      <w:r>
+        <w:lastRenderedPageBreak/>
+        <w:t>Set trigger using Commands, if above image Trigger is not configured.</w:t>
+      </w:r>
+    </w:p>
+    <w:p>
+      <w:pPr>
+        <w:pStyle w:val="ListParagraph"/>
+        <w:numPr>
+          <w:ilvl w:val="0"/>
+          <w:numId w:val="5"/>
+        </w:numPr>
+      </w:pPr>
+      <w:r>
+        <w:t>Check container name</w:t>
+      </w:r>
+      <w:r>
+        <w:t>.</w:t>
+      </w:r>
+    </w:p>
+    <w:p>
+      <w:r>
+        <w:t>oc set triggers deploy/myapp --from-image=</w:t>
+      </w:r>
       <w:r>
         <w:t>mangois</w:t>
       </w:r>
-      <w:proofErr w:type="spellEnd"/>
-    </w:p>
-    <w:p>
-      <w:r>
-        <w:pict w14:anchorId="377DA997">
-          <v:rect id="_x0000_i1128" style="width:0;height:1.5pt" o:hralign="center" o:hrstd="t" o:hr="t" fillcolor="#a0a0a0" stroked="f"/>
+      <w:r>
+        <w:t xml:space="preserve">:latest -c </w:t>
+      </w:r>
+      <w:r>
+        <w:t>mangois</w:t>
+      </w:r>
+    </w:p>
+    <w:p>
+      <w:r>
+        <w:pict w14:anchorId="07C6CA8A">
+          <v:rect id="_x0000_i1031" style="width:0;height:1.5pt" o:hralign="center" o:hrstd="t" o:hr="t" fillcolor="#a0a0a0" stroked="f"/>
         </w:pict>
       </w:r>
     </w:p>
@@ -98,43 +275,18 @@
           <w:b/>
           <w:bCs/>
         </w:rPr>
-        <w:t xml:space="preserve">STEP 2: Import Images into </w:t>
-      </w:r>
-      <w:proofErr w:type="spellStart"/>
-      <w:r>
-        <w:rPr>
-          <w:b/>
-          <w:bCs/>
-        </w:rPr>
-        <w:t>ImageStream</w:t>
-      </w:r>
-      <w:proofErr w:type="spellEnd"/>
-    </w:p>
-    <w:p>
-      <w:proofErr w:type="spellStart"/>
-      <w:r>
-        <w:t>oc</w:t>
-      </w:r>
-      <w:proofErr w:type="spellEnd"/>
-      <w:r>
-        <w:t xml:space="preserve"> import-image mangois:1.20 --from=docker.io/library/nginx:1.20 --confirm</w:t>
-      </w:r>
-      <w:r>
-        <w:br/>
-      </w:r>
-      <w:proofErr w:type="spellStart"/>
-      <w:r>
-        <w:t>oc</w:t>
-      </w:r>
-      <w:proofErr w:type="spellEnd"/>
-      <w:r>
-        <w:t xml:space="preserve"> import-image mangois:1.21 --from=docker.io/library/nginx:1.21 --confirm</w:t>
-      </w:r>
-    </w:p>
-    <w:p>
-      <w:r>
-        <w:pict w14:anchorId="6ADFE5E9">
-          <v:rect id="_x0000_i1129" style="width:0;height:1.5pt" o:hralign="center" o:hrstd="t" o:hr="t" fillcolor="#a0a0a0" stroked="f"/>
+        <w:t>STEP 7: Expose Service (Optional)</w:t>
+      </w:r>
+    </w:p>
+    <w:p>
+      <w:r>
+        <w:t>oc expose svc myapp</w:t>
+      </w:r>
+    </w:p>
+    <w:p>
+      <w:r>
+        <w:pict w14:anchorId="7054C63A">
+          <v:rect id="_x0000_i1032" style="width:0;height:1.5pt" o:hralign="center" o:hrstd="t" o:hr="t" fillcolor="#a0a0a0" stroked="f"/>
         </w:pict>
       </w:r>
     </w:p>
@@ -150,48 +302,18 @@
           <w:b/>
           <w:bCs/>
         </w:rPr>
-        <w:t xml:space="preserve">STEP 3: Verify </w:t>
-      </w:r>
-      <w:proofErr w:type="spellStart"/>
-      <w:r>
-        <w:rPr>
-          <w:b/>
-          <w:bCs/>
-        </w:rPr>
-        <w:t>ImageStream</w:t>
-      </w:r>
-      <w:proofErr w:type="spellEnd"/>
-    </w:p>
-    <w:p>
-      <w:proofErr w:type="spellStart"/>
-      <w:r>
-        <w:t>oc</w:t>
-      </w:r>
-      <w:proofErr w:type="spellEnd"/>
-      <w:r>
-        <w:t xml:space="preserve"> get is</w:t>
-      </w:r>
-      <w:r>
-        <w:br/>
-      </w:r>
-      <w:proofErr w:type="spellStart"/>
-      <w:r>
-        <w:t>oc</w:t>
-      </w:r>
-      <w:proofErr w:type="spellEnd"/>
-      <w:r>
-        <w:t xml:space="preserve"> describe is </w:t>
-      </w:r>
-      <w:proofErr w:type="spellStart"/>
-      <w:r>
-        <w:t>mangois</w:t>
-      </w:r>
-      <w:proofErr w:type="spellEnd"/>
-    </w:p>
-    <w:p>
-      <w:r>
-        <w:pict w14:anchorId="2A84169A">
-          <v:rect id="_x0000_i1130" style="width:0;height:1.5pt" o:hralign="center" o:hrstd="t" o:hr="t" fillcolor="#a0a0a0" stroked="f"/>
+        <w:t>STEP 8: Monitor Pods</w:t>
+      </w:r>
+    </w:p>
+    <w:p>
+      <w:r>
+        <w:t>oc get pods -w</w:t>
+      </w:r>
+    </w:p>
+    <w:p>
+      <w:r>
+        <w:pict w14:anchorId="7F45A4D0">
+          <v:rect id="_x0000_i1033" style="width:0;height:1.5pt" o:hralign="center" o:hrstd="t" o:hr="t" fillcolor="#a0a0a0" stroked="f"/>
         </w:pict>
       </w:r>
     </w:p>
@@ -207,50 +329,13 @@
           <w:b/>
           <w:bCs/>
         </w:rPr>
-        <w:t>STEP 4: Set Initial Tag (latest → 1.20)</w:t>
-      </w:r>
-    </w:p>
-    <w:p>
-      <w:proofErr w:type="spellStart"/>
-      <w:r>
-        <w:t>oc</w:t>
-      </w:r>
-      <w:proofErr w:type="spellEnd"/>
-      <w:r>
-        <w:t xml:space="preserve"> tag mangois:1.20 </w:t>
-      </w:r>
-      <w:proofErr w:type="spellStart"/>
-      <w:proofErr w:type="gramStart"/>
-      <w:r>
-        <w:t>mangois:latest</w:t>
-      </w:r>
-      <w:proofErr w:type="spellEnd"/>
-      <w:proofErr w:type="gramEnd"/>
-    </w:p>
-    <w:p>
-      <w:r>
-        <w:t>Verify:</w:t>
-      </w:r>
-    </w:p>
-    <w:p>
-      <w:proofErr w:type="spellStart"/>
-      <w:r>
-        <w:t>oc</w:t>
-      </w:r>
-      <w:proofErr w:type="spellEnd"/>
-      <w:r>
-        <w:t xml:space="preserve"> describe is </w:t>
-      </w:r>
-      <w:proofErr w:type="spellStart"/>
-      <w:r>
-        <w:t>mangois</w:t>
-      </w:r>
-      <w:proofErr w:type="spellEnd"/>
-    </w:p>
-    <w:p>
-      <w:r>
-        <w:pict w14:anchorId="2863EEA2">
-          <v:rect id="_x0000_i1131" style="width:0;height:1.5pt" o:hralign="center" o:hrstd="t" o:hr="t" fillcolor="#a0a0a0" stroked="f"/>
+        <w:t>ROLLOUT USING IMAGESTREAM TAG</w:t>
+      </w:r>
+    </w:p>
+    <w:p>
+      <w:r>
+        <w:pict w14:anchorId="2DD0C89C">
+          <v:rect id="_x0000_i1034" style="width:0;height:1.5pt" o:hralign="center" o:hrstd="t" o:hr="t" fillcolor="#a0a0a0" stroked="f"/>
         </w:pict>
       </w:r>
     </w:p>
@@ -266,258 +351,13 @@
           <w:b/>
           <w:bCs/>
         </w:rPr>
-        <w:t xml:space="preserve">STEP 5: Create Application using </w:t>
-      </w:r>
-      <w:proofErr w:type="spellStart"/>
-      <w:r>
-        <w:rPr>
-          <w:b/>
-          <w:bCs/>
-        </w:rPr>
-        <w:t>ImageStream</w:t>
-      </w:r>
-      <w:proofErr w:type="spellEnd"/>
-    </w:p>
-    <w:p>
-      <w:proofErr w:type="spellStart"/>
-      <w:r>
-        <w:t>oc</w:t>
-      </w:r>
-      <w:proofErr w:type="spellEnd"/>
-      <w:r>
-        <w:t xml:space="preserve"> new-app </w:t>
-      </w:r>
-      <w:proofErr w:type="spellStart"/>
-      <w:proofErr w:type="gramStart"/>
-      <w:r>
-        <w:t>mangois:latest</w:t>
-      </w:r>
-      <w:proofErr w:type="spellEnd"/>
-      <w:proofErr w:type="gramEnd"/>
-      <w:r>
-        <w:t xml:space="preserve"> --name=</w:t>
-      </w:r>
-      <w:proofErr w:type="spellStart"/>
-      <w:r>
-        <w:t>myapp</w:t>
-      </w:r>
-      <w:proofErr w:type="spellEnd"/>
-    </w:p>
-    <w:p>
-      <w:r>
-        <w:pict w14:anchorId="1CC68AC8">
-          <v:rect id="_x0000_i1132" style="width:0;height:1.5pt" o:hralign="center" o:hrstd="t" o:hr="t" fillcolor="#a0a0a0" stroked="f"/>
-        </w:pict>
-      </w:r>
-    </w:p>
-    <w:p>
-      <w:pPr>
-        <w:rPr>
-          <w:b/>
-          <w:bCs/>
-        </w:rPr>
-      </w:pPr>
-      <w:r>
-        <w:rPr>
-          <w:b/>
-          <w:bCs/>
-        </w:rPr>
-        <w:t>STEP 6: Verify Deployment &amp; Image Trigger</w:t>
-      </w:r>
-    </w:p>
-    <w:p>
-      <w:proofErr w:type="spellStart"/>
-      <w:r>
-        <w:t>oc</w:t>
-      </w:r>
-      <w:proofErr w:type="spellEnd"/>
-      <w:r>
-        <w:t xml:space="preserve"> get all</w:t>
-      </w:r>
-      <w:r>
-        <w:br/>
-      </w:r>
-      <w:proofErr w:type="spellStart"/>
-      <w:r>
-        <w:t>oc</w:t>
-      </w:r>
-      <w:proofErr w:type="spellEnd"/>
-      <w:r>
-        <w:t xml:space="preserve"> describe dc </w:t>
-      </w:r>
-      <w:proofErr w:type="spellStart"/>
-      <w:r>
-        <w:t>myapp</w:t>
-      </w:r>
-      <w:proofErr w:type="spellEnd"/>
-    </w:p>
-    <w:p>
-      <w:r>
-        <w:t xml:space="preserve">Check for </w:t>
-      </w:r>
-      <w:proofErr w:type="spellStart"/>
-      <w:r>
-        <w:t>ImageStream</w:t>
-      </w:r>
-      <w:proofErr w:type="spellEnd"/>
-      <w:r>
-        <w:t xml:space="preserve"> trigger:</w:t>
-      </w:r>
-    </w:p>
-    <w:p>
-      <w:r>
-        <w:t>Image Trigger:</w:t>
-      </w:r>
-      <w:r>
-        <w:br/>
-        <w:t xml:space="preserve">  From </w:t>
-      </w:r>
-      <w:proofErr w:type="spellStart"/>
-      <w:r>
-        <w:t>ImageStreamTag</w:t>
-      </w:r>
-      <w:proofErr w:type="spellEnd"/>
-      <w:r>
-        <w:t xml:space="preserve">: </w:t>
-      </w:r>
-      <w:proofErr w:type="spellStart"/>
-      <w:proofErr w:type="gramStart"/>
-      <w:r>
-        <w:t>mangois:latest</w:t>
-      </w:r>
-      <w:proofErr w:type="spellEnd"/>
-      <w:proofErr w:type="gramEnd"/>
-    </w:p>
-    <w:p>
-      <w:r>
-        <w:lastRenderedPageBreak/>
-        <w:pict w14:anchorId="07C6CA8A">
-          <v:rect id="_x0000_i1133" style="width:0;height:1.5pt" o:hralign="center" o:hrstd="t" o:hr="t" fillcolor="#a0a0a0" stroked="f"/>
-        </w:pict>
-      </w:r>
-    </w:p>
-    <w:p>
-      <w:pPr>
-        <w:rPr>
-          <w:b/>
-          <w:bCs/>
-        </w:rPr>
-      </w:pPr>
-      <w:r>
-        <w:rPr>
-          <w:b/>
-          <w:bCs/>
-        </w:rPr>
-        <w:t>STEP 7: Expose Service (Optional)</w:t>
-      </w:r>
-    </w:p>
-    <w:p>
-      <w:proofErr w:type="spellStart"/>
-      <w:r>
-        <w:t>oc</w:t>
-      </w:r>
-      <w:proofErr w:type="spellEnd"/>
-      <w:r>
-        <w:t xml:space="preserve"> expose svc </w:t>
-      </w:r>
-      <w:proofErr w:type="spellStart"/>
-      <w:r>
-        <w:t>myapp</w:t>
-      </w:r>
-      <w:proofErr w:type="spellEnd"/>
-    </w:p>
-    <w:p>
-      <w:r>
-        <w:pict w14:anchorId="7054C63A">
-          <v:rect id="_x0000_i1134" style="width:0;height:1.5pt" o:hralign="center" o:hrstd="t" o:hr="t" fillcolor="#a0a0a0" stroked="f"/>
-        </w:pict>
-      </w:r>
-    </w:p>
-    <w:p>
-      <w:pPr>
-        <w:rPr>
-          <w:b/>
-          <w:bCs/>
-        </w:rPr>
-      </w:pPr>
-      <w:r>
-        <w:rPr>
-          <w:b/>
-          <w:bCs/>
-        </w:rPr>
-        <w:t>STEP 8: Monitor Pods</w:t>
-      </w:r>
-    </w:p>
-    <w:p>
-      <w:proofErr w:type="spellStart"/>
-      <w:r>
-        <w:t>oc</w:t>
-      </w:r>
-      <w:proofErr w:type="spellEnd"/>
-      <w:r>
-        <w:t xml:space="preserve"> get pods -w</w:t>
-      </w:r>
-    </w:p>
-    <w:p>
-      <w:r>
-        <w:pict w14:anchorId="7F45A4D0">
-          <v:rect id="_x0000_i1135" style="width:0;height:1.5pt" o:hralign="center" o:hrstd="t" o:hr="t" fillcolor="#a0a0a0" stroked="f"/>
-        </w:pict>
-      </w:r>
-    </w:p>
-    <w:p>
-      <w:pPr>
-        <w:rPr>
-          <w:b/>
-          <w:bCs/>
-        </w:rPr>
-      </w:pPr>
-      <w:r>
-        <w:rPr>
-          <w:b/>
-          <w:bCs/>
-        </w:rPr>
-        <w:t>ROLLOUT USING IMAGESTREAM TAG</w:t>
-      </w:r>
-    </w:p>
-    <w:p>
-      <w:r>
-        <w:pict w14:anchorId="2DD0C89C">
-          <v:rect id="_x0000_i1136" style="width:0;height:1.5pt" o:hralign="center" o:hrstd="t" o:hr="t" fillcolor="#a0a0a0" stroked="f"/>
-        </w:pict>
-      </w:r>
-    </w:p>
-    <w:p>
-      <w:pPr>
-        <w:rPr>
-          <w:b/>
-          <w:bCs/>
-        </w:rPr>
-      </w:pPr>
-      <w:r>
-        <w:rPr>
-          <w:b/>
-          <w:bCs/>
-        </w:rPr>
         <w:t>STEP 9: Upgrade Application (1.20 → 1.21)</w:t>
       </w:r>
     </w:p>
     <w:p>
-      <w:proofErr w:type="spellStart"/>
-      <w:r>
-        <w:t>oc</w:t>
-      </w:r>
-      <w:proofErr w:type="spellEnd"/>
-      <w:r>
-        <w:t xml:space="preserve"> tag mangois:1.21 </w:t>
-      </w:r>
-      <w:proofErr w:type="spellStart"/>
-      <w:proofErr w:type="gramStart"/>
-      <w:r>
-        <w:t>mangois:latest</w:t>
-      </w:r>
-      <w:proofErr w:type="spellEnd"/>
-      <w:proofErr w:type="gramEnd"/>
+      <w:r>
+        <w:t>oc tag mangois:1.21 mangois:latest</w:t>
+      </w:r>
     </w:p>
     <w:p>
       <w:r>
@@ -549,7 +389,7 @@
     <w:p>
       <w:r>
         <w:pict w14:anchorId="3DACC4B1">
-          <v:rect id="_x0000_i1137" style="width:0;height:1.5pt" o:hralign="center" o:hrstd="t" o:hr="t" fillcolor="#a0a0a0" stroked="f"/>
+          <v:rect id="_x0000_i1035" style="width:0;height:1.5pt" o:hralign="center" o:hrstd="t" o:hr="t" fillcolor="#a0a0a0" stroked="f"/>
         </w:pict>
       </w:r>
     </w:p>
@@ -569,21 +409,9 @@
       </w:r>
     </w:p>
     <w:p>
-      <w:proofErr w:type="spellStart"/>
-      <w:r>
-        <w:t>oc</w:t>
-      </w:r>
-      <w:proofErr w:type="spellEnd"/>
-      <w:r>
-        <w:t xml:space="preserve"> tag mangois:1.20 </w:t>
-      </w:r>
-      <w:proofErr w:type="spellStart"/>
-      <w:proofErr w:type="gramStart"/>
-      <w:r>
-        <w:t>mangois:latest</w:t>
-      </w:r>
-      <w:proofErr w:type="spellEnd"/>
-      <w:proofErr w:type="gramEnd"/>
+      <w:r>
+        <w:t>oc tag mangois:1.20 mangois:latest</w:t>
+      </w:r>
     </w:p>
     <w:p>
       <w:r>
@@ -609,21 +437,13 @@
         </w:numPr>
       </w:pPr>
       <w:r>
-        <w:t xml:space="preserve">Deployment will </w:t>
-      </w:r>
-      <w:proofErr w:type="gramStart"/>
-      <w:r>
-        <w:t>rollback</w:t>
-      </w:r>
-      <w:proofErr w:type="gramEnd"/>
-      <w:r>
-        <w:t xml:space="preserve"> automatically </w:t>
+        <w:t xml:space="preserve">Deployment will rollback automatically </w:t>
       </w:r>
     </w:p>
     <w:p>
       <w:r>
         <w:pict w14:anchorId="280280BC">
-          <v:rect id="_x0000_i1138" style="width:0;height:1.5pt" o:hralign="center" o:hrstd="t" o:hr="t" fillcolor="#a0a0a0" stroked="f"/>
+          <v:rect id="_x0000_i1036" style="width:0;height:1.5pt" o:hralign="center" o:hrstd="t" o:hr="t" fillcolor="#a0a0a0" stroked="f"/>
         </w:pict>
       </w:r>
     </w:p>
@@ -643,44 +463,19 @@
       </w:r>
     </w:p>
     <w:p>
-      <w:proofErr w:type="spellStart"/>
-      <w:r>
-        <w:t>oc</w:t>
-      </w:r>
-      <w:proofErr w:type="spellEnd"/>
-      <w:r>
-        <w:t xml:space="preserve"> tag mangois:1.21 </w:t>
-      </w:r>
-      <w:proofErr w:type="spellStart"/>
-      <w:proofErr w:type="gramStart"/>
-      <w:r>
-        <w:t>mangois:latest</w:t>
-      </w:r>
-      <w:proofErr w:type="spellEnd"/>
-      <w:proofErr w:type="gramEnd"/>
+      <w:r>
+        <w:lastRenderedPageBreak/>
+        <w:t>oc tag mangois:1.21 mangois:latest</w:t>
+      </w:r>
       <w:r>
         <w:br/>
-      </w:r>
-      <w:proofErr w:type="spellStart"/>
-      <w:r>
-        <w:t>oc</w:t>
-      </w:r>
-      <w:proofErr w:type="spellEnd"/>
-      <w:r>
-        <w:t xml:space="preserve"> tag mangois:1.20 </w:t>
-      </w:r>
-      <w:proofErr w:type="spellStart"/>
-      <w:proofErr w:type="gramStart"/>
-      <w:r>
-        <w:t>mangois:latest</w:t>
-      </w:r>
-      <w:proofErr w:type="spellEnd"/>
-      <w:proofErr w:type="gramEnd"/>
+        <w:t>oc tag mangois:1.20 mangois:latest</w:t>
+      </w:r>
     </w:p>
     <w:p>
       <w:r>
         <w:pict w14:anchorId="03117C40">
-          <v:rect id="_x0000_i1139" style="width:0;height:1.5pt" o:hralign="center" o:hrstd="t" o:hr="t" fillcolor="#a0a0a0" stroked="f"/>
+          <v:rect id="_x0000_i1037" style="width:0;height:1.5pt" o:hralign="center" o:hrstd="t" o:hr="t" fillcolor="#a0a0a0" stroked="f"/>
         </w:pict>
       </w:r>
     </w:p>
@@ -700,25 +495,14 @@
       </w:r>
     </w:p>
     <w:p>
-      <w:proofErr w:type="spellStart"/>
-      <w:r>
-        <w:lastRenderedPageBreak/>
-        <w:t>oc</w:t>
-      </w:r>
-      <w:proofErr w:type="spellEnd"/>
-      <w:r>
-        <w:t xml:space="preserve"> describe is </w:t>
-      </w:r>
-      <w:proofErr w:type="spellStart"/>
-      <w:r>
-        <w:t>mangois</w:t>
-      </w:r>
-      <w:proofErr w:type="spellEnd"/>
+      <w:r>
+        <w:t>oc describe is mangois</w:t>
+      </w:r>
     </w:p>
     <w:p>
       <w:r>
         <w:pict w14:anchorId="50D84F75">
-          <v:rect id="_x0000_i1140" style="width:0;height:1.5pt" o:hralign="center" o:hrstd="t" o:hr="t" fillcolor="#a0a0a0" stroked="f"/>
+          <v:rect id="_x0000_i1038" style="width:0;height:1.5pt" o:hralign="center" o:hrstd="t" o:hr="t" fillcolor="#a0a0a0" stroked="f"/>
         </w:pict>
       </w:r>
     </w:p>
@@ -738,136 +522,16 @@
       </w:r>
     </w:p>
     <w:p>
-      <w:proofErr w:type="spellStart"/>
-      <w:r>
-        <w:t>oc</w:t>
-      </w:r>
-      <w:proofErr w:type="spellEnd"/>
-      <w:r>
-        <w:t xml:space="preserve"> rollout history dc/</w:t>
-      </w:r>
-      <w:proofErr w:type="spellStart"/>
-      <w:r>
-        <w:t>myapp</w:t>
-      </w:r>
-      <w:proofErr w:type="spellEnd"/>
-    </w:p>
-    <w:p>
-      <w:r>
-        <w:pict w14:anchorId="156D1BCB">
-          <v:rect id="_x0000_i1141" style="width:0;height:1.5pt" o:hralign="center" o:hrstd="t" o:hr="t" fillcolor="#a0a0a0" stroked="f"/>
-        </w:pict>
-      </w:r>
-    </w:p>
-    <w:p>
-      <w:pPr>
-        <w:rPr>
-          <w:b/>
-          <w:bCs/>
-        </w:rPr>
-      </w:pPr>
-      <w:r>
-        <w:rPr>
-          <w:b/>
-          <w:bCs/>
-        </w:rPr>
-        <w:t>MANUAL ROLLBACK (Alternative)</w:t>
-      </w:r>
-    </w:p>
-    <w:p>
-      <w:proofErr w:type="spellStart"/>
-      <w:r>
-        <w:t>oc</w:t>
-      </w:r>
-      <w:proofErr w:type="spellEnd"/>
-      <w:r>
-        <w:t xml:space="preserve"> rollout undo dc/</w:t>
-      </w:r>
-      <w:proofErr w:type="spellStart"/>
-      <w:r>
-        <w:t>myapp</w:t>
-      </w:r>
-      <w:proofErr w:type="spellEnd"/>
-    </w:p>
-    <w:p>
-      <w:r>
-        <w:pict w14:anchorId="15CFEE86">
-          <v:rect id="_x0000_i1142" style="width:0;height:1.5pt" o:hralign="center" o:hrstd="t" o:hr="t" fillcolor="#a0a0a0" stroked="f"/>
-        </w:pict>
-      </w:r>
-    </w:p>
-    <w:p>
-      <w:pPr>
-        <w:rPr>
-          <w:b/>
-          <w:bCs/>
-        </w:rPr>
-      </w:pPr>
-      <w:r>
-        <w:rPr>
-          <w:b/>
-          <w:bCs/>
-        </w:rPr>
-        <w:t>IMPORTANT NOTES</w:t>
-      </w:r>
-    </w:p>
-    <w:p>
-      <w:pPr>
-        <w:numPr>
-          <w:ilvl w:val="0"/>
-          <w:numId w:val="3"/>
-        </w:numPr>
-      </w:pPr>
-      <w:proofErr w:type="spellStart"/>
-      <w:r>
-        <w:t>ImageStream</w:t>
-      </w:r>
-      <w:proofErr w:type="spellEnd"/>
-      <w:r>
-        <w:t xml:space="preserve"> tags are pointers (no new image is created) </w:t>
-      </w:r>
-    </w:p>
-    <w:p>
-      <w:pPr>
-        <w:numPr>
-          <w:ilvl w:val="0"/>
-          <w:numId w:val="3"/>
-        </w:numPr>
-      </w:pPr>
-      <w:r>
-        <w:t xml:space="preserve">latest tag can be changed anytime </w:t>
-      </w:r>
-    </w:p>
-    <w:p>
-      <w:pPr>
-        <w:numPr>
-          <w:ilvl w:val="0"/>
-          <w:numId w:val="3"/>
-        </w:numPr>
-      </w:pPr>
-      <w:r>
-        <w:t xml:space="preserve">Changing latest triggers automatic deployment </w:t>
-      </w:r>
-    </w:p>
-    <w:p>
-      <w:pPr>
-        <w:numPr>
-          <w:ilvl w:val="0"/>
-          <w:numId w:val="3"/>
-        </w:numPr>
-      </w:pPr>
-      <w:r>
-        <w:t xml:space="preserve">No rebuild required for rollback </w:t>
-      </w:r>
-    </w:p>
-    <w:p>
-      <w:r>
-        <w:pict w14:anchorId="64FE51DC">
-          <v:rect id="_x0000_i1143" style="width:0;height:1.5pt" o:hralign="center" o:hrstd="t" o:hr="t" fillcolor="#a0a0a0" stroked="f"/>
-        </w:pict>
-      </w:r>
-    </w:p>
-    <w:p/>
+      <w:r>
+        <w:t>oc rollout history d</w:t>
+      </w:r>
+      <w:r>
+        <w:t>eploy</w:t>
+      </w:r>
+      <w:r>
+        <w:t>/myapp</w:t>
+      </w:r>
+    </w:p>
     <w:p/>
     <w:sectPr>
       <w:pgSz w:w="12240" w:h="15840"/>
@@ -1180,6 +844,118 @@
     </w:lvl>
   </w:abstractNum>
   <w:abstractNum w:abstractNumId="2" w15:restartNumberingAfterBreak="0">
+    <w:nsid w:val="47D21670"/>
+    <w:multiLevelType w:val="hybridMultilevel"/>
+    <w:tmpl w:val="999EDB38"/>
+    <w:lvl w:ilvl="0" w:tplc="A4642714">
+      <w:numFmt w:val="bullet"/>
+      <w:lvlText w:val=""/>
+      <w:lvlJc w:val="left"/>
+      <w:pPr>
+        <w:ind w:left="720" w:hanging="360"/>
+      </w:pPr>
+      <w:rPr>
+        <w:rFonts w:ascii="Symbol" w:eastAsiaTheme="minorHAnsi" w:hAnsi="Symbol" w:cstheme="minorBidi" w:hint="default"/>
+      </w:rPr>
+    </w:lvl>
+    <w:lvl w:ilvl="1" w:tplc="04090003" w:tentative="1">
+      <w:start w:val="1"/>
+      <w:numFmt w:val="bullet"/>
+      <w:lvlText w:val="o"/>
+      <w:lvlJc w:val="left"/>
+      <w:pPr>
+        <w:ind w:left="1440" w:hanging="360"/>
+      </w:pPr>
+      <w:rPr>
+        <w:rFonts w:ascii="Courier New" w:hAnsi="Courier New" w:cs="Courier New" w:hint="default"/>
+      </w:rPr>
+    </w:lvl>
+    <w:lvl w:ilvl="2" w:tplc="04090005" w:tentative="1">
+      <w:start w:val="1"/>
+      <w:numFmt w:val="bullet"/>
+      <w:lvlText w:val=""/>
+      <w:lvlJc w:val="left"/>
+      <w:pPr>
+        <w:ind w:left="2160" w:hanging="360"/>
+      </w:pPr>
+      <w:rPr>
+        <w:rFonts w:ascii="Wingdings" w:hAnsi="Wingdings" w:hint="default"/>
+      </w:rPr>
+    </w:lvl>
+    <w:lvl w:ilvl="3" w:tplc="04090001" w:tentative="1">
+      <w:start w:val="1"/>
+      <w:numFmt w:val="bullet"/>
+      <w:lvlText w:val=""/>
+      <w:lvlJc w:val="left"/>
+      <w:pPr>
+        <w:ind w:left="2880" w:hanging="360"/>
+      </w:pPr>
+      <w:rPr>
+        <w:rFonts w:ascii="Symbol" w:hAnsi="Symbol" w:hint="default"/>
+      </w:rPr>
+    </w:lvl>
+    <w:lvl w:ilvl="4" w:tplc="04090003" w:tentative="1">
+      <w:start w:val="1"/>
+      <w:numFmt w:val="bullet"/>
+      <w:lvlText w:val="o"/>
+      <w:lvlJc w:val="left"/>
+      <w:pPr>
+        <w:ind w:left="3600" w:hanging="360"/>
+      </w:pPr>
+      <w:rPr>
+        <w:rFonts w:ascii="Courier New" w:hAnsi="Courier New" w:cs="Courier New" w:hint="default"/>
+      </w:rPr>
+    </w:lvl>
+    <w:lvl w:ilvl="5" w:tplc="04090005" w:tentative="1">
+      <w:start w:val="1"/>
+      <w:numFmt w:val="bullet"/>
+      <w:lvlText w:val=""/>
+      <w:lvlJc w:val="left"/>
+      <w:pPr>
+        <w:ind w:left="4320" w:hanging="360"/>
+      </w:pPr>
+      <w:rPr>
+        <w:rFonts w:ascii="Wingdings" w:hAnsi="Wingdings" w:hint="default"/>
+      </w:rPr>
+    </w:lvl>
+    <w:lvl w:ilvl="6" w:tplc="04090001" w:tentative="1">
+      <w:start w:val="1"/>
+      <w:numFmt w:val="bullet"/>
+      <w:lvlText w:val=""/>
+      <w:lvlJc w:val="left"/>
+      <w:pPr>
+        <w:ind w:left="5040" w:hanging="360"/>
+      </w:pPr>
+      <w:rPr>
+        <w:rFonts w:ascii="Symbol" w:hAnsi="Symbol" w:hint="default"/>
+      </w:rPr>
+    </w:lvl>
+    <w:lvl w:ilvl="7" w:tplc="04090003" w:tentative="1">
+      <w:start w:val="1"/>
+      <w:numFmt w:val="bullet"/>
+      <w:lvlText w:val="o"/>
+      <w:lvlJc w:val="left"/>
+      <w:pPr>
+        <w:ind w:left="5760" w:hanging="360"/>
+      </w:pPr>
+      <w:rPr>
+        <w:rFonts w:ascii="Courier New" w:hAnsi="Courier New" w:cs="Courier New" w:hint="default"/>
+      </w:rPr>
+    </w:lvl>
+    <w:lvl w:ilvl="8" w:tplc="04090005" w:tentative="1">
+      <w:start w:val="1"/>
+      <w:numFmt w:val="bullet"/>
+      <w:lvlText w:val=""/>
+      <w:lvlJc w:val="left"/>
+      <w:pPr>
+        <w:ind w:left="6480" w:hanging="360"/>
+      </w:pPr>
+      <w:rPr>
+        <w:rFonts w:ascii="Wingdings" w:hAnsi="Wingdings" w:hint="default"/>
+      </w:rPr>
+    </w:lvl>
+  </w:abstractNum>
+  <w:abstractNum w:abstractNumId="3" w15:restartNumberingAfterBreak="0">
     <w:nsid w:val="556E22B1"/>
     <w:multiLevelType w:val="multilevel"/>
     <w:tmpl w:val="33CA2050"/>
@@ -1328,7 +1104,7 @@
       </w:rPr>
     </w:lvl>
   </w:abstractNum>
-  <w:abstractNum w:abstractNumId="3" w15:restartNumberingAfterBreak="0">
+  <w:abstractNum w:abstractNumId="4" w15:restartNumberingAfterBreak="0">
     <w:nsid w:val="5ACA3C32"/>
     <w:multiLevelType w:val="multilevel"/>
     <w:tmpl w:val="236E989C"/>
@@ -1478,7 +1254,7 @@
     </w:lvl>
   </w:abstractNum>
   <w:num w:numId="1" w16cid:durableId="72701592">
-    <w:abstractNumId w:val="3"/>
+    <w:abstractNumId w:val="4"/>
   </w:num>
   <w:num w:numId="2" w16cid:durableId="1381630462">
     <w:abstractNumId w:val="1"/>
@@ -1487,6 +1263,9 @@
     <w:abstractNumId w:val="0"/>
   </w:num>
   <w:num w:numId="4" w16cid:durableId="193078051">
+    <w:abstractNumId w:val="3"/>
+  </w:num>
+  <w:num w:numId="5" w16cid:durableId="562255712">
     <w:abstractNumId w:val="2"/>
   </w:num>
 </w:numbering>
@@ -2095,6 +1874,7 @@
   <w:style w:type="character" w:default="1" w:styleId="DefaultParagraphFont">
     <w:name w:val="Default Paragraph Font"/>
     <w:uiPriority w:val="1"/>
+    <w:semiHidden/>
     <w:unhideWhenUsed/>
   </w:style>
   <w:style w:type="table" w:default="1" w:styleId="TableNormal">
